--- a/pr-preview/pr-11/index.docx
+++ b/pr-preview/pr-11/index.docx
@@ -15,10 +15,10 @@
         <w:pStyle w:val="Date"/>
       </w:pPr>
       <w:r>
-        <w:t xml:space="preserve">Last modified: 2026-10-14 11:03:27 (PDT)</w:t>
-      </w:r>
-    </w:p>
-    <w:bookmarkStart w:id="13" w:name="welcome"/>
+        <w:t xml:space="preserve">Last modified: 2026-10-14 11:42:40 (PDT)</w:t>
+      </w:r>
+    </w:p>
+    <w:bookmarkStart w:id="14" w:name="welcome"/>
     <w:p>
       <w:pPr>
         <w:pStyle w:val="Heading2"/>
@@ -188,6 +188,44 @@
     </w:p>
     <w:p>
       <w:pPr>
+        <w:pStyle w:val="Compact"/>
+        <w:numPr>
+          <w:ilvl w:val="0"/>
+          <w:numId w:val="1001"/>
+        </w:numPr>
+      </w:pPr>
+      <w:hyperlink r:id="rId12">
+        <w:r>
+          <w:rPr>
+            <w:rStyle w:val="Hyperlink"/>
+          </w:rPr>
+          <w:t xml:space="preserve">Kolmogorov complexity</w:t>
+        </w:r>
+      </w:hyperlink>
+      <w:r>
+        <w:t xml:space="preserve">:</w:t>
+      </w:r>
+      <w:r>
+        <w:t xml:space="preserve"> </w:t>
+      </w:r>
+      <w:r>
+        <w:t xml:space="preserve">the length of the shortest program that prints a string,</w:t>
+      </w:r>
+      <w:r>
+        <w:t xml:space="preserve"> </w:t>
+      </w:r>
+      <w:r>
+        <w:t xml:space="preserve">why most strings are incompressible and no program computes it,</w:t>
+      </w:r>
+      <w:r>
+        <w:t xml:space="preserve"> </w:t>
+      </w:r>
+      <w:r>
+        <w:t xml:space="preserve">and how its average per symbol approaches Shannon entropy</w:t>
+      </w:r>
+    </w:p>
+    <w:p>
+      <w:pPr>
         <w:pStyle w:val="FirstParagraph"/>
       </w:pPr>
       <w:r>
@@ -252,7 +290,7 @@
       <w:r>
         <w:t xml:space="preserve"> </w:t>
       </w:r>
-      <w:hyperlink r:id="rId12">
+      <w:hyperlink r:id="rId13">
         <w:r>
           <w:rPr>
             <w:rStyle w:val="Hyperlink"/>
@@ -278,8 +316,8 @@
         <w:t xml:space="preserve">their main statement, and the other links to them.</w:t>
       </w:r>
     </w:p>
-    <w:bookmarkEnd w:id="13"/>
-    <w:bookmarkStart w:id="18" w:name="starting-materials"/>
+    <w:bookmarkEnd w:id="14"/>
+    <w:bookmarkStart w:id="19" w:name="starting-materials"/>
     <w:p>
       <w:pPr>
         <w:pStyle w:val="Heading2"/>
@@ -335,7 +373,7 @@
           <w:numId w:val="1003"/>
         </w:numPr>
       </w:pPr>
-      <w:hyperlink r:id="rId14">
+      <w:hyperlink r:id="rId15">
         <w:r>
           <w:rPr>
             <w:rStyle w:val="Hyperlink"/>
@@ -383,7 +421,7 @@
           <w:numId w:val="1003"/>
         </w:numPr>
       </w:pPr>
-      <w:hyperlink r:id="rId15">
+      <w:hyperlink r:id="rId16">
         <w:r>
           <w:rPr>
             <w:rStyle w:val="Hyperlink"/>
@@ -412,7 +450,7 @@
           <w:numId w:val="1003"/>
         </w:numPr>
       </w:pPr>
-      <w:hyperlink r:id="rId16">
+      <w:hyperlink r:id="rId17">
         <w:r>
           <w:rPr>
             <w:rStyle w:val="Hyperlink"/>
@@ -446,7 +484,7 @@
           <w:numId w:val="1003"/>
         </w:numPr>
       </w:pPr>
-      <w:hyperlink r:id="rId17">
+      <w:hyperlink r:id="rId18">
         <w:r>
           <w:rPr>
             <w:rStyle w:val="Hyperlink"/>
@@ -492,8 +530,8 @@
         <w:t xml:space="preserve">and links a reading for each lecture.</w:t>
       </w:r>
     </w:p>
-    <w:bookmarkEnd w:id="18"/>
-    <w:bookmarkStart w:id="19" w:name="using-these-notes-in-another-site"/>
+    <w:bookmarkEnd w:id="19"/>
+    <w:bookmarkStart w:id="20" w:name="using-these-notes-in-another-site"/>
     <w:p>
       <w:pPr>
         <w:pStyle w:val="Heading2"/>
@@ -614,7 +652,7 @@
         <w:t xml:space="preserve">uses an explicit link to the page and anchor.</w:t>
       </w:r>
     </w:p>
-    <w:bookmarkEnd w:id="19"/>
+    <w:bookmarkEnd w:id="20"/>
     <w:sectPr>
       <w:footnotePr>
         <w:numRestart w:val="eachSect"/>
